--- a/Doc/Cahier des cahrges 2.0.docx
+++ b/Doc/Cahier des cahrges 2.0.docx
@@ -11,6 +11,7 @@
           <w:lang w:val="fr-FR"/>
         </w:rPr>
       </w:pPr>
+      <w:bookmarkStart w:id="0" w:name="_Hlk190002531"/>
       <w:r>
         <w:rPr>
           <w:sz w:val="56"/>
@@ -95,7 +96,19 @@
         <w:rPr>
           <w:lang w:val="fr-FR"/>
         </w:rPr>
-        <w:t xml:space="preserve"> 11 février 2025</w:t>
+        <w:t xml:space="preserve"> </w:t>
+      </w:r>
+      <w:r>
+        <w:rPr>
+          <w:lang w:val="fr-FR"/>
+        </w:rPr>
+        <w:t>04</w:t>
+      </w:r>
+      <w:r>
+        <w:rPr>
+          <w:lang w:val="fr-FR"/>
+        </w:rPr>
+        <w:t xml:space="preserve"> février 2025</w:t>
       </w:r>
       <w:r>
         <w:rPr>
@@ -144,6 +157,7 @@
         <w:t xml:space="preserve"> Wafa</w:t>
       </w:r>
     </w:p>
+    <w:bookmarkEnd w:id="0"/>
     <w:p>
       <w:pPr>
         <w:spacing w:after="160" w:line="278" w:lineRule="auto"/>
@@ -209,13 +223,8 @@
       </w:r>
       <w:proofErr w:type="spellEnd"/>
       <w:r>
-        <w:t xml:space="preserve"> a pour but </w:t>
-      </w:r>
-      <w:proofErr w:type="gramStart"/>
-      <w:r>
-        <w:t>de :</w:t>
-      </w:r>
-      <w:proofErr w:type="gramEnd"/>
+        <w:t xml:space="preserve"> a pour but de :</w:t>
+      </w:r>
     </w:p>
     <w:p>
       <w:pPr>
@@ -286,7 +295,25 @@
         <w:rPr>
           <w:lang w:val="fr-FR"/>
         </w:rPr>
-        <w:t>Améliorer la communication via des notifications et alertes en temps réel.</w:t>
+        <w:t>Améliorer la communication via des notifications et alertes en temps réel</w:t>
+      </w:r>
+      <w:r>
+        <w:rPr>
+          <w:lang w:val="fr-FR"/>
+        </w:rPr>
+        <w:t xml:space="preserve"> </w:t>
+      </w:r>
+      <w:r>
+        <w:rPr>
+          <w:lang w:val="fr-FR"/>
+        </w:rPr>
+        <w:t>avec les parties prenantes</w:t>
+      </w:r>
+      <w:r>
+        <w:rPr>
+          <w:lang w:val="fr-FR"/>
+        </w:rPr>
+        <w:t>.</w:t>
       </w:r>
     </w:p>
     <w:p>
@@ -547,7 +574,6 @@
         <w:t xml:space="preserve"> de modules </w:t>
       </w:r>
       <w:proofErr w:type="spellStart"/>
-      <w:proofErr w:type="gramStart"/>
       <w:r>
         <w:t>spécifiques</w:t>
       </w:r>
@@ -555,7 +581,6 @@
       <w:r>
         <w:t xml:space="preserve"> :</w:t>
       </w:r>
-      <w:proofErr w:type="gramEnd"/>
     </w:p>
     <w:p>
       <w:pPr>
@@ -711,13 +736,8 @@
         <w:pStyle w:val="Heading2"/>
       </w:pPr>
       <w:r>
-        <w:t xml:space="preserve">2.2 Public </w:t>
-      </w:r>
-      <w:proofErr w:type="spellStart"/>
-      <w:r>
-        <w:t>Cible</w:t>
-      </w:r>
-      <w:proofErr w:type="spellEnd"/>
+        <w:t>2.2 Public Cible</w:t>
+      </w:r>
     </w:p>
     <w:p>
       <w:pPr>
@@ -1024,15 +1044,7 @@
         <w:pStyle w:val="Heading2"/>
       </w:pPr>
       <w:r>
-        <w:t xml:space="preserve">3.2 Gestion des </w:t>
-      </w:r>
-      <w:proofErr w:type="spellStart"/>
-      <w:r>
-        <w:t>Feuilles</w:t>
-      </w:r>
-      <w:proofErr w:type="spellEnd"/>
-      <w:r>
-        <w:t xml:space="preserve"> de Temps</w:t>
+        <w:t>3.2 Gestion des Feuilles de Temps</w:t>
       </w:r>
     </w:p>
     <w:p>
@@ -1118,15 +1130,7 @@
         <w:pStyle w:val="Heading2"/>
       </w:pPr>
       <w:r>
-        <w:t xml:space="preserve">3.3 </w:t>
-      </w:r>
-      <w:proofErr w:type="spellStart"/>
-      <w:r>
-        <w:t>Génération</w:t>
-      </w:r>
-      <w:proofErr w:type="spellEnd"/>
-      <w:r>
-        <w:t xml:space="preserve"> de Rapports</w:t>
+        <w:t>3.3 Génération de Rapports</w:t>
       </w:r>
     </w:p>
     <w:p>
@@ -1256,13 +1260,8 @@
         <w:pStyle w:val="Heading2"/>
       </w:pPr>
       <w:r>
-        <w:t xml:space="preserve">3.4 Notifications et </w:t>
-      </w:r>
-      <w:proofErr w:type="spellStart"/>
-      <w:r>
-        <w:t>Alertes</w:t>
-      </w:r>
-      <w:proofErr w:type="spellEnd"/>
+        <w:t>3.4 Notifications et Alertes</w:t>
+      </w:r>
     </w:p>
     <w:p>
       <w:pPr>
@@ -1333,7 +1332,6 @@
           <w:bCs/>
           <w:lang w:val="fr-FR"/>
         </w:rPr>
-        <w:lastRenderedPageBreak/>
         <w:t>Alertes de Validation :</w:t>
       </w:r>
       <w:r>
@@ -1348,15 +1346,7 @@
         <w:pStyle w:val="Heading2"/>
       </w:pPr>
       <w:r>
-        <w:t xml:space="preserve">3.5 Interface de </w:t>
-      </w:r>
-      <w:proofErr w:type="spellStart"/>
-      <w:r>
-        <w:t>Suivi</w:t>
-      </w:r>
-      <w:proofErr w:type="spellEnd"/>
-      <w:r>
-        <w:t xml:space="preserve"> et Dashboard</w:t>
+        <w:t>3.5 Interface de Suivi et Dashboard</w:t>
       </w:r>
     </w:p>
     <w:p>
@@ -1452,23 +1442,7 @@
         <w:pStyle w:val="Heading2"/>
       </w:pPr>
       <w:r>
-        <w:t xml:space="preserve">3.6 Module </w:t>
-      </w:r>
-      <w:proofErr w:type="spellStart"/>
-      <w:r>
-        <w:t>d’Intelligence</w:t>
-      </w:r>
-      <w:proofErr w:type="spellEnd"/>
-      <w:r>
-        <w:t xml:space="preserve"> </w:t>
-      </w:r>
-      <w:proofErr w:type="spellStart"/>
-      <w:r>
-        <w:t>Artificielle</w:t>
-      </w:r>
-      <w:proofErr w:type="spellEnd"/>
-      <w:r>
-        <w:t xml:space="preserve"> (Phi-4)</w:t>
+        <w:t>3.6 Module d’Intelligence Artificielle (Phi-4)</w:t>
       </w:r>
     </w:p>
     <w:p>
@@ -1690,13 +1664,8 @@
         <w:pStyle w:val="Heading2"/>
       </w:pPr>
       <w:r>
-        <w:t xml:space="preserve">4.1 Architecture </w:t>
-      </w:r>
-      <w:proofErr w:type="spellStart"/>
-      <w:r>
-        <w:t>Logicielle</w:t>
-      </w:r>
-      <w:proofErr w:type="spellEnd"/>
+        <w:t>4.1 Architecture Logicielle</w:t>
+      </w:r>
     </w:p>
     <w:p>
       <w:pPr>
@@ -1711,17 +1680,8 @@
           <w:b/>
           <w:bCs/>
         </w:rPr>
-        <w:t xml:space="preserve">Frontend </w:t>
-      </w:r>
-      <w:proofErr w:type="gramStart"/>
-      <w:r>
-        <w:rPr>
-          <w:b/>
-          <w:bCs/>
-        </w:rPr>
-        <w:t>Web :</w:t>
-      </w:r>
-      <w:proofErr w:type="gramEnd"/>
+        <w:t>Frontend Web :</w:t>
+      </w:r>
     </w:p>
     <w:p>
       <w:pPr>
@@ -1731,7 +1691,6 @@
         </w:numPr>
         <w:spacing w:before="0" w:after="160" w:line="278" w:lineRule="auto"/>
       </w:pPr>
-      <w:proofErr w:type="gramStart"/>
       <w:r>
         <w:rPr>
           <w:b/>
@@ -1739,7 +1698,6 @@
         </w:rPr>
         <w:t>Technologie :</w:t>
       </w:r>
-      <w:proofErr w:type="gramEnd"/>
       <w:r>
         <w:t xml:space="preserve"> React.js</w:t>
       </w:r>
@@ -1797,17 +1755,8 @@
           <w:b/>
           <w:bCs/>
         </w:rPr>
-        <w:t xml:space="preserve">Backend </w:t>
-      </w:r>
-      <w:proofErr w:type="gramStart"/>
-      <w:r>
-        <w:rPr>
-          <w:b/>
-          <w:bCs/>
-        </w:rPr>
-        <w:t>Web :</w:t>
-      </w:r>
-      <w:proofErr w:type="gramEnd"/>
+        <w:t>Backend Web :</w:t>
+      </w:r>
     </w:p>
     <w:p>
       <w:pPr>
@@ -1874,17 +1823,8 @@
           <w:b/>
           <w:bCs/>
         </w:rPr>
-        <w:t xml:space="preserve">Base de </w:t>
-      </w:r>
-      <w:proofErr w:type="gramStart"/>
-      <w:r>
-        <w:rPr>
-          <w:b/>
-          <w:bCs/>
-        </w:rPr>
-        <w:t>Données :</w:t>
-      </w:r>
-      <w:proofErr w:type="gramEnd"/>
+        <w:t>Base de Données :</w:t>
+      </w:r>
     </w:p>
     <w:p>
       <w:pPr>
@@ -1894,7 +1834,6 @@
         </w:numPr>
         <w:spacing w:before="0" w:after="160" w:line="278" w:lineRule="auto"/>
       </w:pPr>
-      <w:proofErr w:type="gramStart"/>
       <w:r>
         <w:rPr>
           <w:b/>
@@ -1902,7 +1841,6 @@
         </w:rPr>
         <w:t>Technologie :</w:t>
       </w:r>
-      <w:proofErr w:type="gramEnd"/>
       <w:r>
         <w:t xml:space="preserve"> PostgreSQL</w:t>
       </w:r>
@@ -1946,17 +1884,8 @@
           <w:b/>
           <w:bCs/>
         </w:rPr>
-        <w:t xml:space="preserve">Application </w:t>
-      </w:r>
-      <w:proofErr w:type="gramStart"/>
-      <w:r>
-        <w:rPr>
-          <w:b/>
-          <w:bCs/>
-        </w:rPr>
-        <w:t>Mobile :</w:t>
-      </w:r>
-      <w:proofErr w:type="gramEnd"/>
+        <w:t>Application Mobile :</w:t>
+      </w:r>
     </w:p>
     <w:p>
       <w:pPr>
@@ -1966,7 +1895,6 @@
         </w:numPr>
         <w:spacing w:before="0" w:after="160" w:line="278" w:lineRule="auto"/>
       </w:pPr>
-      <w:proofErr w:type="gramStart"/>
       <w:r>
         <w:rPr>
           <w:b/>
@@ -1974,7 +1902,6 @@
         </w:rPr>
         <w:t>Technologie :</w:t>
       </w:r>
-      <w:proofErr w:type="gramEnd"/>
       <w:r>
         <w:t xml:space="preserve"> Flutter</w:t>
       </w:r>
@@ -2018,18 +1945,8 @@
           <w:b/>
           <w:bCs/>
         </w:rPr>
-        <w:lastRenderedPageBreak/>
-        <w:t>Module AI (Phi-4</w:t>
-      </w:r>
-      <w:proofErr w:type="gramStart"/>
-      <w:r>
-        <w:rPr>
-          <w:b/>
-          <w:bCs/>
-        </w:rPr>
-        <w:t>) :</w:t>
-      </w:r>
-      <w:proofErr w:type="gramEnd"/>
+        <w:t>Module AI (Phi-4) :</w:t>
+      </w:r>
     </w:p>
     <w:p>
       <w:pPr>
@@ -2103,7 +2020,7 @@
       </w:pPr>
       <w:r>
         <w:pict w14:anchorId="08B3367F">
-          <v:rect id="_x0000_i1030" style="width:0;height:1.5pt" o:hralign="center" o:hrstd="t" o:hr="t" fillcolor="#a0a0a0" stroked="f"/>
+          <v:rect id="_x0000_i1029" style="width:0;height:1.5pt" o:hralign="center" o:hrstd="t" o:hr="t" fillcolor="#a0a0a0" stroked="f"/>
         </w:pict>
       </w:r>
     </w:p>
@@ -2270,13 +2187,8 @@
         <w:t>5</w:t>
       </w:r>
       <w:r>
-        <w:t xml:space="preserve">.3 Contraintes Budgétaires et </w:t>
-      </w:r>
-      <w:proofErr w:type="spellStart"/>
-      <w:r>
-        <w:t>Délais</w:t>
-      </w:r>
-      <w:proofErr w:type="spellEnd"/>
+        <w:t>.3 Contraintes Budgétaires et Délais</w:t>
+      </w:r>
     </w:p>
     <w:p>
       <w:pPr>
@@ -2286,7 +2198,6 @@
         </w:numPr>
         <w:spacing w:before="0" w:after="160" w:line="278" w:lineRule="auto"/>
       </w:pPr>
-      <w:proofErr w:type="gramStart"/>
       <w:r>
         <w:rPr>
           <w:b/>
@@ -2294,7 +2205,6 @@
         </w:rPr>
         <w:t>Budget :</w:t>
       </w:r>
-      <w:proofErr w:type="gramEnd"/>
       <w:r>
         <w:t xml:space="preserve"> [À </w:t>
       </w:r>
@@ -2356,16 +2266,7 @@
           <w:bCs/>
           <w:lang w:val="fr-FR"/>
         </w:rPr>
-        <w:t xml:space="preserve">Ressources Humaines </w:t>
-      </w:r>
-      <w:proofErr w:type="gramStart"/>
-      <w:r>
-        <w:rPr>
-          <w:b/>
-          <w:bCs/>
-          <w:lang w:val="fr-FR"/>
-        </w:rPr>
-        <w:t>:</w:t>
+        <w:t>Ressources Humaines :</w:t>
       </w:r>
       <w:r>
         <w:rPr>
@@ -2379,7 +2280,6 @@
         </w:rPr>
         <w:t>.</w:t>
       </w:r>
-      <w:proofErr w:type="gramEnd"/>
     </w:p>
     <w:p>
       <w:pPr>
@@ -2387,7 +2287,7 @@
       </w:pPr>
       <w:r>
         <w:pict w14:anchorId="5E3E4FA5">
-          <v:rect id="_x0000_i1031" style="width:0;height:1.5pt" o:hralign="center" o:hrstd="t" o:hr="t" fillcolor="#a0a0a0" stroked="f"/>
+          <v:rect id="_x0000_i1030" style="width:0;height:1.5pt" o:hralign="center" o:hrstd="t" o:hr="t" fillcolor="#a0a0a0" stroked="f"/>
         </w:pict>
       </w:r>
     </w:p>
